--- a/Workshops/sbstemplate.docx
+++ b/Workshops/sbstemplate.docx
@@ -23,23 +23,31 @@
         <w:pStyle w:val="Date"/>
       </w:pPr>
       <w:r>
-        <w:t>2024-08-12</w:t>
+        <w:t>2024-08-13</w:t>
       </w:r>
     </w:p>
     <w:sdt>
       <w:sdtPr>
         <w:rPr>
           <w:rFonts w:asciiTheme="minorHAnsi" w:eastAsiaTheme="minorHAnsi" w:hAnsiTheme="minorHAnsi" w:cstheme="minorBidi"/>
+          <w:b/>
           <w:color w:val="auto"/>
           <w:sz w:val="24"/>
           <w:szCs w:val="24"/>
         </w:rPr>
-        <w:id w:val="-430125019"/>
+        <w:id w:val="-927187190"/>
         <w:docPartObj>
           <w:docPartGallery w:val="Table of Contents"/>
           <w:docPartUnique/>
         </w:docPartObj>
       </w:sdtPr>
+      <w:sdtEndPr>
+        <w:rPr>
+          <w:rFonts w:ascii="Bahnschrift Light" w:hAnsi="Bahnschrift Light"/>
+          <w:b w:val="0"/>
+          <w:sz w:val="22"/>
+        </w:rPr>
+      </w:sdtEndPr>
       <w:sdtContent>
         <w:p>
           <w:pPr>
@@ -63,12 +71,12 @@
             <w:fldChar w:fldCharType="begin"/>
           </w:r>
           <w:r>
-            <w:instrText>TOC \o "1-2" \h \z \u</w:instrText>
+            <w:instrText>TOC \o "1-3" \h \z \u</w:instrText>
           </w:r>
           <w:r>
             <w:fldChar w:fldCharType="separate"/>
           </w:r>
-          <w:hyperlink w:anchor="_Toc174378780" w:history="1">
+          <w:hyperlink w:anchor="_Toc174438030" w:history="1">
             <w:r>
               <w:rPr>
                 <w:rStyle w:val="Hyperlink"/>
@@ -95,7 +103,7 @@
                 <w:noProof/>
                 <w:webHidden/>
               </w:rPr>
-              <w:instrText xml:space="preserve"> PAGEREF _Toc174378780 \h </w:instrText>
+              <w:instrText xml:space="preserve"> PAGEREF _Toc174438030 \h </w:instrText>
             </w:r>
             <w:r>
               <w:rPr>
@@ -136,7 +144,7 @@
               <w:noProof/>
             </w:rPr>
           </w:pPr>
-          <w:hyperlink w:anchor="_Toc174378781" w:history="1">
+          <w:hyperlink w:anchor="_Toc174438031" w:history="1">
             <w:r>
               <w:rPr>
                 <w:rStyle w:val="Hyperlink"/>
@@ -163,7 +171,75 @@
                 <w:noProof/>
                 <w:webHidden/>
               </w:rPr>
-              <w:instrText xml:space="preserve"> PAGEREF _Toc174378781 \h </w:instrText>
+              <w:instrText xml:space="preserve"> PAGEREF _Toc174438031 \h </w:instrText>
+            </w:r>
+            <w:r>
+              <w:rPr>
+                <w:noProof/>
+                <w:webHidden/>
+              </w:rPr>
+            </w:r>
+            <w:r>
+              <w:rPr>
+                <w:noProof/>
+                <w:webHidden/>
+              </w:rPr>
+              <w:fldChar w:fldCharType="separate"/>
+            </w:r>
+            <w:r>
+              <w:rPr>
+                <w:noProof/>
+                <w:webHidden/>
+              </w:rPr>
+              <w:t>1</w:t>
+            </w:r>
+            <w:r>
+              <w:rPr>
+                <w:noProof/>
+                <w:webHidden/>
+              </w:rPr>
+              <w:fldChar w:fldCharType="end"/>
+            </w:r>
+          </w:hyperlink>
+        </w:p>
+        <w:p>
+          <w:pPr>
+            <w:pStyle w:val="TOC3"/>
+            <w:tabs>
+              <w:tab w:val="right" w:leader="dot" w:pos="9350"/>
+            </w:tabs>
+            <w:rPr>
+              <w:noProof/>
+            </w:rPr>
+          </w:pPr>
+          <w:hyperlink w:anchor="_Toc174438032" w:history="1">
+            <w:r>
+              <w:rPr>
+                <w:rStyle w:val="Hyperlink"/>
+                <w:noProof/>
+              </w:rPr>
+              <w:t>Topic 3</w:t>
+            </w:r>
+            <w:r>
+              <w:rPr>
+                <w:noProof/>
+                <w:webHidden/>
+              </w:rPr>
+              <w:tab/>
+            </w:r>
+            <w:r>
+              <w:rPr>
+                <w:noProof/>
+                <w:webHidden/>
+              </w:rPr>
+              <w:fldChar w:fldCharType="begin"/>
+            </w:r>
+            <w:r>
+              <w:rPr>
+                <w:noProof/>
+                <w:webHidden/>
+              </w:rPr>
+              <w:instrText xml:space="preserve"> PAGEREF _Toc174438032 \h </w:instrText>
             </w:r>
             <w:r>
               <w:rPr>
@@ -204,7 +280,7 @@
               <w:noProof/>
             </w:rPr>
           </w:pPr>
-          <w:hyperlink w:anchor="_Toc174378782" w:history="1">
+          <w:hyperlink w:anchor="_Toc174438033" w:history="1">
             <w:r>
               <w:rPr>
                 <w:rStyle w:val="Hyperlink"/>
@@ -231,7 +307,75 @@
                 <w:noProof/>
                 <w:webHidden/>
               </w:rPr>
-              <w:instrText xml:space="preserve"> PAGEREF _Toc174378782 \h </w:instrText>
+              <w:instrText xml:space="preserve"> PAGEREF _Toc174438033 \h </w:instrText>
+            </w:r>
+            <w:r>
+              <w:rPr>
+                <w:noProof/>
+                <w:webHidden/>
+              </w:rPr>
+            </w:r>
+            <w:r>
+              <w:rPr>
+                <w:noProof/>
+                <w:webHidden/>
+              </w:rPr>
+              <w:fldChar w:fldCharType="separate"/>
+            </w:r>
+            <w:r>
+              <w:rPr>
+                <w:noProof/>
+                <w:webHidden/>
+              </w:rPr>
+              <w:t>1</w:t>
+            </w:r>
+            <w:r>
+              <w:rPr>
+                <w:noProof/>
+                <w:webHidden/>
+              </w:rPr>
+              <w:fldChar w:fldCharType="end"/>
+            </w:r>
+          </w:hyperlink>
+        </w:p>
+        <w:p>
+          <w:pPr>
+            <w:pStyle w:val="TOC1"/>
+            <w:tabs>
+              <w:tab w:val="right" w:leader="dot" w:pos="9350"/>
+            </w:tabs>
+            <w:rPr>
+              <w:noProof/>
+            </w:rPr>
+          </w:pPr>
+          <w:hyperlink w:anchor="_Toc174438034" w:history="1">
+            <w:r>
+              <w:rPr>
+                <w:rStyle w:val="Hyperlink"/>
+                <w:noProof/>
+              </w:rPr>
+              <w:t>Lists</w:t>
+            </w:r>
+            <w:r>
+              <w:rPr>
+                <w:noProof/>
+                <w:webHidden/>
+              </w:rPr>
+              <w:tab/>
+            </w:r>
+            <w:r>
+              <w:rPr>
+                <w:noProof/>
+                <w:webHidden/>
+              </w:rPr>
+              <w:fldChar w:fldCharType="begin"/>
+            </w:r>
+            <w:r>
+              <w:rPr>
+                <w:noProof/>
+                <w:webHidden/>
+              </w:rPr>
+              <w:instrText xml:space="preserve"> PAGEREF _Toc174438034 \h </w:instrText>
             </w:r>
             <w:r>
               <w:rPr>
@@ -272,7 +416,7 @@
               <w:noProof/>
             </w:rPr>
           </w:pPr>
-          <w:hyperlink w:anchor="_Toc174378783" w:history="1">
+          <w:hyperlink w:anchor="_Toc174438035" w:history="1">
             <w:r>
               <w:rPr>
                 <w:rStyle w:val="Hyperlink"/>
@@ -299,7 +443,7 @@
                 <w:noProof/>
                 <w:webHidden/>
               </w:rPr>
-              <w:instrText xml:space="preserve"> PAGEREF _Toc174378783 \h </w:instrText>
+              <w:instrText xml:space="preserve"> PAGEREF _Toc174438035 \h </w:instrText>
             </w:r>
             <w:r>
               <w:rPr>
@@ -319,7 +463,7 @@
                 <w:noProof/>
                 <w:webHidden/>
               </w:rPr>
-              <w:t>1</w:t>
+              <w:t>2</w:t>
             </w:r>
             <w:r>
               <w:rPr>
@@ -341,83 +485,99 @@
       <w:pPr>
         <w:pStyle w:val="Heading1"/>
       </w:pPr>
-      <w:bookmarkStart w:id="0" w:name="r-markdown"/>
-      <w:bookmarkStart w:id="1" w:name="_Toc174378780"/>
+      <w:bookmarkStart w:id="0" w:name="_Toc174438030"/>
+      <w:bookmarkStart w:id="1" w:name="r-markdown"/>
       <w:r>
         <w:t>R Markdown</w:t>
       </w:r>
+      <w:bookmarkEnd w:id="0"/>
+    </w:p>
+    <w:p>
+      <w:pPr>
+        <w:pStyle w:val="FirstParagraph"/>
+      </w:pPr>
+      <w:r>
+        <w:t>asldkjnasld</w:t>
+      </w:r>
+    </w:p>
+    <w:p>
+      <w:pPr>
+        <w:pStyle w:val="Heading2"/>
+      </w:pPr>
+      <w:bookmarkStart w:id="2" w:name="_Toc174438031"/>
+      <w:bookmarkStart w:id="3" w:name="topic-2"/>
+      <w:r>
+        <w:t>Topic 2</w:t>
+      </w:r>
+      <w:bookmarkEnd w:id="2"/>
+    </w:p>
+    <w:p>
+      <w:pPr>
+        <w:pStyle w:val="FirstParagraph"/>
+      </w:pPr>
+      <w:r>
+        <w:t xml:space="preserve">askdsakdn </w:t>
+      </w:r>
+      <w:r>
+        <w:rPr>
+          <w:rStyle w:val="VerbatimChar"/>
+        </w:rPr>
+        <w:t>blah()</w:t>
+      </w:r>
+    </w:p>
+    <w:p>
+      <w:pPr>
+        <w:pStyle w:val="Heading3"/>
+      </w:pPr>
+      <w:bookmarkStart w:id="4" w:name="_Toc174438032"/>
+      <w:bookmarkStart w:id="5" w:name="topic-3"/>
+      <w:r>
+        <w:t>Topic 3</w:t>
+      </w:r>
+      <w:bookmarkEnd w:id="4"/>
+    </w:p>
+    <w:p>
+      <w:pPr>
+        <w:pStyle w:val="FirstParagraph"/>
+      </w:pPr>
+      <w:r>
+        <w:t>aspdjasidj</w:t>
+      </w:r>
+    </w:p>
+    <w:p>
+      <w:pPr>
+        <w:pStyle w:val="Heading1"/>
+      </w:pPr>
+      <w:bookmarkStart w:id="6" w:name="_Toc174438033"/>
+      <w:bookmarkStart w:id="7" w:name="oiajhs"/>
       <w:bookmarkEnd w:id="1"/>
+      <w:bookmarkEnd w:id="3"/>
+      <w:bookmarkEnd w:id="5"/>
+      <w:r>
+        <w:t>oiAJHS</w:t>
+      </w:r>
+      <w:bookmarkEnd w:id="6"/>
+    </w:p>
+    <w:p>
+      <w:pPr>
+        <w:pStyle w:val="BlockText"/>
+      </w:pPr>
+      <w:r>
+        <w:t>Quotation area</w:t>
+      </w:r>
     </w:p>
     <w:p>
       <w:pPr>
         <w:pStyle w:val="FirstParagraph"/>
       </w:pPr>
       <w:r>
-        <w:t>asldkjnasld</w:t>
-      </w:r>
-    </w:p>
-    <w:p>
-      <w:pPr>
-        <w:pStyle w:val="Heading2"/>
-      </w:pPr>
-      <w:bookmarkStart w:id="2" w:name="topic-2"/>
-      <w:bookmarkStart w:id="3" w:name="_Toc174378781"/>
-      <w:r>
-        <w:t>Topic 2</w:t>
-      </w:r>
-      <w:bookmarkEnd w:id="3"/>
-    </w:p>
-    <w:p>
-      <w:pPr>
-        <w:pStyle w:val="FirstParagraph"/>
-      </w:pPr>
-      <w:r>
-        <w:t xml:space="preserve">askdsakdn </w:t>
-      </w:r>
-      <w:r>
-        <w:rPr>
-          <w:rStyle w:val="VerbatimChar"/>
-        </w:rPr>
-        <w:t>blah()</w:t>
-      </w:r>
-    </w:p>
-    <w:p>
-      <w:pPr>
-        <w:pStyle w:val="Heading3"/>
-      </w:pPr>
-      <w:bookmarkStart w:id="4" w:name="topic-3"/>
-      <w:r>
-        <w:t>Topic 3</w:t>
-      </w:r>
-    </w:p>
-    <w:p>
-      <w:pPr>
-        <w:pStyle w:val="FirstParagraph"/>
-      </w:pPr>
-      <w:r>
-        <w:t>aspdjasidj</w:t>
-      </w:r>
-    </w:p>
-    <w:p>
-      <w:pPr>
-        <w:pStyle w:val="Heading1"/>
-      </w:pPr>
-      <w:bookmarkStart w:id="5" w:name="oiajhs"/>
-      <w:bookmarkStart w:id="6" w:name="_Toc174378782"/>
-      <w:bookmarkEnd w:id="0"/>
-      <w:bookmarkEnd w:id="2"/>
-      <w:bookmarkEnd w:id="4"/>
-      <w:r>
-        <w:t>oiAJHS</w:t>
-      </w:r>
-      <w:bookmarkEnd w:id="6"/>
-    </w:p>
-    <w:p>
-      <w:pPr>
-        <w:pStyle w:val="FirstParagraph"/>
-      </w:pPr>
-      <w:r>
-        <w:t xml:space="preserve">This is an R Markdown document. Markdown is a simple formatting syntax for authoring HTML, PDF, and MS Word documents. For more details on using R Markdown see </w:t>
+        <w:t xml:space="preserve">This is an R Markdown </w:t>
+      </w:r>
+      <w:r>
+        <w:t>document</w:t>
+      </w:r>
+      <w:r>
+        <w:t xml:space="preserve">. Markdown is a simple formatting syntax for authoring HTML, PDF, and MS Word documents. For more details on using R Markdown see </w:t>
       </w:r>
       <w:hyperlink r:id="rId7">
         <w:r>
@@ -428,8 +588,16 @@
         </w:r>
       </w:hyperlink>
       <w:r>
-        <w:t>.</w:t>
-      </w:r>
+        <w:t xml:space="preserve">. or </w:t>
+      </w:r>
+      <w:hyperlink r:id="rId8">
+        <w:r>
+          <w:rPr>
+            <w:rStyle w:val="Hyperlink"/>
+          </w:rPr>
+          <w:t>here</w:t>
+        </w:r>
+      </w:hyperlink>
     </w:p>
     <w:p>
       <w:pPr>
@@ -446,7 +614,127 @@
         <w:t>Knit</w:t>
       </w:r>
       <w:r>
-        <w:t xml:space="preserve"> button a document will be generated that includes both content as well as the output of any embedded R code chunks within the document. You can embed an R code chunk like this:</w:t>
+        <w:t xml:space="preserve"> </w:t>
+      </w:r>
+      <w:proofErr w:type="gramStart"/>
+      <w:r>
+        <w:t>button</w:t>
+      </w:r>
+      <w:proofErr w:type="gramEnd"/>
+      <w:r>
+        <w:t xml:space="preserve"> a document will be generated that includes both content as well as the output of any embedded R code chunks within the document. You can embed an R code chunk like this:</w:t>
+      </w:r>
+    </w:p>
+    <w:p>
+      <w:pPr>
+        <w:pStyle w:val="Heading1"/>
+      </w:pPr>
+      <w:bookmarkStart w:id="8" w:name="_Toc174438034"/>
+      <w:bookmarkStart w:id="9" w:name="lists"/>
+      <w:bookmarkEnd w:id="7"/>
+      <w:r>
+        <w:t>Lists</w:t>
+      </w:r>
+      <w:bookmarkEnd w:id="8"/>
+    </w:p>
+    <w:p>
+      <w:pPr>
+        <w:numPr>
+          <w:ilvl w:val="0"/>
+          <w:numId w:val="2"/>
+        </w:numPr>
+      </w:pPr>
+      <w:r>
+        <w:t>abs</w:t>
+      </w:r>
+    </w:p>
+    <w:p>
+      <w:pPr>
+        <w:numPr>
+          <w:ilvl w:val="0"/>
+          <w:numId w:val="2"/>
+        </w:numPr>
+      </w:pPr>
+      <w:r>
+        <w:lastRenderedPageBreak/>
+        <w:t>asodiasd</w:t>
+      </w:r>
+    </w:p>
+    <w:p>
+      <w:pPr>
+        <w:numPr>
+          <w:ilvl w:val="0"/>
+          <w:numId w:val="2"/>
+        </w:numPr>
+      </w:pPr>
+      <w:r>
+        <w:t>askdm</w:t>
+      </w:r>
+    </w:p>
+    <w:p>
+      <w:pPr>
+        <w:numPr>
+          <w:ilvl w:val="0"/>
+          <w:numId w:val="2"/>
+        </w:numPr>
+      </w:pPr>
+      <w:r>
+        <w:t>aspidj</w:t>
+      </w:r>
+    </w:p>
+    <w:p>
+      <w:pPr>
+        <w:numPr>
+          <w:ilvl w:val="0"/>
+          <w:numId w:val="2"/>
+        </w:numPr>
+      </w:pPr>
+      <w:r>
+        <w:t>paksdsa</w:t>
+      </w:r>
+    </w:p>
+    <w:p>
+      <w:pPr>
+        <w:numPr>
+          <w:ilvl w:val="0"/>
+          <w:numId w:val="2"/>
+        </w:numPr>
+      </w:pPr>
+      <w:r>
+        <w:t>aksmdsakd</w:t>
+      </w:r>
+    </w:p>
+    <w:p>
+      <w:pPr>
+        <w:numPr>
+          <w:ilvl w:val="0"/>
+          <w:numId w:val="3"/>
+        </w:numPr>
+      </w:pPr>
+      <w:r>
+        <w:t>apskdmsa</w:t>
+      </w:r>
+    </w:p>
+    <w:p>
+      <w:pPr>
+        <w:numPr>
+          <w:ilvl w:val="0"/>
+          <w:numId w:val="3"/>
+        </w:numPr>
+      </w:pPr>
+      <w:r>
+        <w:t>lkaspljmdkopas</w:t>
+      </w:r>
+    </w:p>
+    <w:p>
+      <w:pPr>
+        <w:numPr>
+          <w:ilvl w:val="0"/>
+          <w:numId w:val="3"/>
+        </w:numPr>
+      </w:pPr>
+      <w:r>
+        <w:t>paosdsad</w:t>
       </w:r>
     </w:p>
     <w:p>
@@ -510,7 +798,6 @@
         <w:rPr>
           <w:rStyle w:val="VerbatimChar"/>
         </w:rPr>
-        <w:lastRenderedPageBreak/>
         <w:t xml:space="preserve">##  Mean   :15.4   Mean   : 42.98  </w:t>
       </w:r>
       <w:r>
@@ -536,12 +823,12 @@
       <w:pPr>
         <w:pStyle w:val="Heading2"/>
       </w:pPr>
-      <w:bookmarkStart w:id="7" w:name="including-plots"/>
-      <w:bookmarkStart w:id="8" w:name="_Toc174378783"/>
+      <w:bookmarkStart w:id="10" w:name="_Toc174438035"/>
+      <w:bookmarkStart w:id="11" w:name="including-plots"/>
       <w:r>
         <w:t>Including Plots</w:t>
       </w:r>
-      <w:bookmarkEnd w:id="8"/>
+      <w:bookmarkEnd w:id="10"/>
     </w:p>
     <w:p>
       <w:pPr>
@@ -560,22 +847,22 @@
           <w:noProof/>
         </w:rPr>
         <w:drawing>
-          <wp:inline distT="0" distB="0" distL="0" distR="0" wp14:anchorId="030A4166" wp14:editId="3B7BAAD7">
+          <wp:inline distT="0" distB="0" distL="0" distR="0" wp14:anchorId="6AB133C3" wp14:editId="2B1BC2E4">
             <wp:extent cx="4620126" cy="3696101"/>
             <wp:effectExtent l="0" t="0" r="0" b="0"/>
-            <wp:docPr id="25" name="Picture"/>
+            <wp:docPr id="26" name="Picture"/>
             <wp:cNvGraphicFramePr/>
             <a:graphic xmlns:a="http://schemas.openxmlformats.org/drawingml/2006/main">
               <a:graphicData uri="http://schemas.openxmlformats.org/drawingml/2006/picture">
                 <pic:pic xmlns:pic="http://schemas.openxmlformats.org/drawingml/2006/picture">
                   <pic:nvPicPr>
-                    <pic:cNvPr id="26" name="Picture" descr="sbs_template_files/figure-docx/pressure-1.png"/>
+                    <pic:cNvPr id="27" name="Picture" descr="sbs_template_files/figure-docx/pressure-1.png"/>
                     <pic:cNvPicPr>
                       <a:picLocks noChangeAspect="1" noChangeArrowheads="1"/>
                     </pic:cNvPicPr>
                   </pic:nvPicPr>
                   <pic:blipFill>
-                    <a:blip r:embed="rId8"/>
+                    <a:blip r:embed="rId9"/>
                     <a:stretch>
                       <a:fillRect/>
                     </a:stretch>
@@ -607,6 +894,7 @@
         <w:pStyle w:val="BodyText"/>
       </w:pPr>
       <w:r>
+        <w:lastRenderedPageBreak/>
         <w:t xml:space="preserve">Note that the </w:t>
       </w:r>
       <w:r>
@@ -618,8 +906,217 @@
       <w:r>
         <w:t xml:space="preserve"> parameter was added to the code chunk to prevent printing of the R code that generated the plot.</w:t>
       </w:r>
-      <w:bookmarkEnd w:id="5"/>
-      <w:bookmarkEnd w:id="7"/>
+    </w:p>
+    <w:p>
+      <w:pPr>
+        <w:pStyle w:val="SourceCode"/>
+      </w:pPr>
+      <w:r>
+        <w:rPr>
+          <w:rStyle w:val="CommentTok"/>
+        </w:rPr>
+        <w:t># Comments are not read as code.</w:t>
+      </w:r>
+      <w:r>
+        <w:br/>
+      </w:r>
+      <w:r>
+        <w:rPr>
+          <w:rStyle w:val="CommentTok"/>
+        </w:rPr>
+        <w:t># They are notes for ourselves and others.</w:t>
+      </w:r>
+      <w:r>
+        <w:br/>
+      </w:r>
+      <w:r>
+        <w:rPr>
+          <w:rStyle w:val="NormalTok"/>
+        </w:rPr>
+        <w:t xml:space="preserve">my_result </w:t>
+      </w:r>
+      <w:r>
+        <w:rPr>
+          <w:rStyle w:val="OtherTok"/>
+        </w:rPr>
+        <w:t>&lt;-</w:t>
+      </w:r>
+      <w:r>
+        <w:rPr>
+          <w:rStyle w:val="NormalTok"/>
+        </w:rPr>
+        <w:t xml:space="preserve"> </w:t>
+      </w:r>
+      <w:r>
+        <w:rPr>
+          <w:rStyle w:val="FunctionTok"/>
+        </w:rPr>
+        <w:t>a_function</w:t>
+      </w:r>
+      <w:r>
+        <w:rPr>
+          <w:rStyle w:val="NormalTok"/>
+        </w:rPr>
+        <w:t>(</w:t>
+      </w:r>
+      <w:r>
+        <w:rPr>
+          <w:rStyle w:val="AttributeTok"/>
+        </w:rPr>
+        <w:t>argument1 =</w:t>
+      </w:r>
+      <w:r>
+        <w:rPr>
+          <w:rStyle w:val="NormalTok"/>
+        </w:rPr>
+        <w:t xml:space="preserve"> </w:t>
+      </w:r>
+      <w:r>
+        <w:rPr>
+          <w:rStyle w:val="StringTok"/>
+        </w:rPr>
+        <w:t>"character1"</w:t>
+      </w:r>
+      <w:r>
+        <w:rPr>
+          <w:rStyle w:val="NormalTok"/>
+        </w:rPr>
+        <w:t xml:space="preserve">, </w:t>
+      </w:r>
+      <w:r>
+        <w:br/>
+      </w:r>
+      <w:r>
+        <w:rPr>
+          <w:rStyle w:val="NormalTok"/>
+        </w:rPr>
+        <w:t xml:space="preserve">                        </w:t>
+      </w:r>
+      <w:r>
+        <w:rPr>
+          <w:rStyle w:val="AttributeTok"/>
+        </w:rPr>
+        <w:t>argument2 =</w:t>
+      </w:r>
+      <w:r>
+        <w:rPr>
+          <w:rStyle w:val="NormalTok"/>
+        </w:rPr>
+        <w:t xml:space="preserve"> variableA,</w:t>
+      </w:r>
+      <w:r>
+        <w:br/>
+      </w:r>
+      <w:r>
+        <w:rPr>
+          <w:rStyle w:val="NormalTok"/>
+        </w:rPr>
+        <w:t xml:space="preserve">                        </w:t>
+      </w:r>
+      <w:r>
+        <w:rPr>
+          <w:rStyle w:val="AttributeTok"/>
+        </w:rPr>
+        <w:t>argument3 =</w:t>
+      </w:r>
+      <w:r>
+        <w:rPr>
+          <w:rStyle w:val="NormalTok"/>
+        </w:rPr>
+        <w:t xml:space="preserve"> </w:t>
+      </w:r>
+      <w:r>
+        <w:rPr>
+          <w:rStyle w:val="DecValTok"/>
+        </w:rPr>
+        <w:t>1234</w:t>
+      </w:r>
+      <w:r>
+        <w:rPr>
+          <w:rStyle w:val="NormalTok"/>
+        </w:rPr>
+        <w:t>,</w:t>
+      </w:r>
+      <w:r>
+        <w:br/>
+      </w:r>
+      <w:r>
+        <w:rPr>
+          <w:rStyle w:val="NormalTok"/>
+        </w:rPr>
+        <w:t xml:space="preserve">                        </w:t>
+      </w:r>
+      <w:r>
+        <w:rPr>
+          <w:rStyle w:val="AttributeTok"/>
+        </w:rPr>
+        <w:t>argument4 =</w:t>
+      </w:r>
+      <w:r>
+        <w:rPr>
+          <w:rStyle w:val="NormalTok"/>
+        </w:rPr>
+        <w:t xml:space="preserve"> </w:t>
+      </w:r>
+      <w:r>
+        <w:rPr>
+          <w:rStyle w:val="FunctionTok"/>
+        </w:rPr>
+        <w:t>c</w:t>
+      </w:r>
+      <w:r>
+        <w:rPr>
+          <w:rStyle w:val="NormalTok"/>
+        </w:rPr>
+        <w:t>(</w:t>
+      </w:r>
+      <w:r>
+        <w:rPr>
+          <w:rStyle w:val="ConstantTok"/>
+        </w:rPr>
+        <w:t>TRUE</w:t>
+      </w:r>
+      <w:r>
+        <w:rPr>
+          <w:rStyle w:val="NormalTok"/>
+        </w:rPr>
+        <w:t xml:space="preserve">, </w:t>
+      </w:r>
+      <w:r>
+        <w:rPr>
+          <w:rStyle w:val="ConstantTok"/>
+        </w:rPr>
+        <w:t>FALSE</w:t>
+      </w:r>
+      <w:r>
+        <w:rPr>
+          <w:rStyle w:val="NormalTok"/>
+        </w:rPr>
+        <w:t>),</w:t>
+      </w:r>
+      <w:r>
+        <w:br/>
+      </w:r>
+      <w:r>
+        <w:rPr>
+          <w:rStyle w:val="NormalTok"/>
+        </w:rPr>
+        <w:t xml:space="preserve">                        </w:t>
+      </w:r>
+      <w:r>
+        <w:rPr>
+          <w:rStyle w:val="AttributeTok"/>
+        </w:rPr>
+        <w:t>argument5 =</w:t>
+      </w:r>
+      <w:r>
+        <w:rPr>
+          <w:rStyle w:val="NormalTok"/>
+        </w:rPr>
+        <w:t xml:space="preserve"> my_data)</w:t>
+      </w:r>
+      <w:bookmarkEnd w:id="9"/>
+      <w:bookmarkEnd w:id="11"/>
     </w:p>
     <w:sectPr>
       <w:pgSz w:w="12240" w:h="15840"/>
@@ -679,7 +1176,7 @@
   <w:abstractNum w:abstractNumId="0" w15:restartNumberingAfterBreak="0">
     <w:nsid w:val="0000A990"/>
     <w:multiLevelType w:val="multilevel"/>
-    <w:tmpl w:val="25521334"/>
+    <w:tmpl w:val="FF925042"/>
     <w:lvl w:ilvl="0">
       <w:numFmt w:val="bullet"/>
       <w:lvlText w:val=" "/>
@@ -753,8 +1250,204 @@
       </w:pPr>
     </w:lvl>
   </w:abstractNum>
-  <w:num w:numId="1" w16cid:durableId="834414206">
+  <w:abstractNum w:abstractNumId="1" w15:restartNumberingAfterBreak="0">
+    <w:nsid w:val="0000A991"/>
+    <w:multiLevelType w:val="multilevel"/>
+    <w:tmpl w:val="ED2E9738"/>
+    <w:lvl w:ilvl="0">
+      <w:numFmt w:val="bullet"/>
+      <w:lvlText w:val="•"/>
+      <w:lvlJc w:val="left"/>
+      <w:pPr>
+        <w:ind w:left="720" w:hanging="480"/>
+      </w:pPr>
+    </w:lvl>
+    <w:lvl w:ilvl="1">
+      <w:numFmt w:val="bullet"/>
+      <w:lvlText w:val="–"/>
+      <w:lvlJc w:val="left"/>
+      <w:pPr>
+        <w:ind w:left="1440" w:hanging="480"/>
+      </w:pPr>
+    </w:lvl>
+    <w:lvl w:ilvl="2">
+      <w:numFmt w:val="bullet"/>
+      <w:lvlText w:val="•"/>
+      <w:lvlJc w:val="left"/>
+      <w:pPr>
+        <w:ind w:left="2160" w:hanging="480"/>
+      </w:pPr>
+    </w:lvl>
+    <w:lvl w:ilvl="3">
+      <w:numFmt w:val="bullet"/>
+      <w:lvlText w:val="–"/>
+      <w:lvlJc w:val="left"/>
+      <w:pPr>
+        <w:ind w:left="2880" w:hanging="480"/>
+      </w:pPr>
+    </w:lvl>
+    <w:lvl w:ilvl="4">
+      <w:numFmt w:val="bullet"/>
+      <w:lvlText w:val="•"/>
+      <w:lvlJc w:val="left"/>
+      <w:pPr>
+        <w:ind w:left="3600" w:hanging="480"/>
+      </w:pPr>
+    </w:lvl>
+    <w:lvl w:ilvl="5">
+      <w:numFmt w:val="bullet"/>
+      <w:lvlText w:val="–"/>
+      <w:lvlJc w:val="left"/>
+      <w:pPr>
+        <w:ind w:left="4320" w:hanging="480"/>
+      </w:pPr>
+    </w:lvl>
+    <w:lvl w:ilvl="6">
+      <w:numFmt w:val="bullet"/>
+      <w:lvlText w:val="•"/>
+      <w:lvlJc w:val="left"/>
+      <w:pPr>
+        <w:ind w:left="5040" w:hanging="480"/>
+      </w:pPr>
+    </w:lvl>
+    <w:lvl w:ilvl="7">
+      <w:numFmt w:val="bullet"/>
+      <w:lvlText w:val="–"/>
+      <w:lvlJc w:val="left"/>
+      <w:pPr>
+        <w:ind w:left="5760" w:hanging="480"/>
+      </w:pPr>
+    </w:lvl>
+    <w:lvl w:ilvl="8">
+      <w:numFmt w:val="bullet"/>
+      <w:lvlText w:val="•"/>
+      <w:lvlJc w:val="left"/>
+      <w:pPr>
+        <w:ind w:left="6480" w:hanging="480"/>
+      </w:pPr>
+    </w:lvl>
+  </w:abstractNum>
+  <w:abstractNum w:abstractNumId="2" w15:restartNumberingAfterBreak="0">
+    <w:nsid w:val="00A99411"/>
+    <w:multiLevelType w:val="multilevel"/>
+    <w:tmpl w:val="585292DC"/>
+    <w:lvl w:ilvl="0">
+      <w:start w:val="1"/>
+      <w:numFmt w:val="decimal"/>
+      <w:lvlText w:val="%1."/>
+      <w:lvlJc w:val="left"/>
+      <w:pPr>
+        <w:ind w:left="720" w:hanging="480"/>
+      </w:pPr>
+    </w:lvl>
+    <w:lvl w:ilvl="1">
+      <w:start w:val="1"/>
+      <w:numFmt w:val="decimal"/>
+      <w:lvlText w:val="%2."/>
+      <w:lvlJc w:val="left"/>
+      <w:pPr>
+        <w:ind w:left="1440" w:hanging="480"/>
+      </w:pPr>
+    </w:lvl>
+    <w:lvl w:ilvl="2">
+      <w:start w:val="1"/>
+      <w:numFmt w:val="decimal"/>
+      <w:lvlText w:val="%3."/>
+      <w:lvlJc w:val="left"/>
+      <w:pPr>
+        <w:ind w:left="2160" w:hanging="480"/>
+      </w:pPr>
+    </w:lvl>
+    <w:lvl w:ilvl="3">
+      <w:start w:val="1"/>
+      <w:numFmt w:val="decimal"/>
+      <w:lvlText w:val="%4."/>
+      <w:lvlJc w:val="left"/>
+      <w:pPr>
+        <w:ind w:left="2880" w:hanging="480"/>
+      </w:pPr>
+    </w:lvl>
+    <w:lvl w:ilvl="4">
+      <w:start w:val="1"/>
+      <w:numFmt w:val="decimal"/>
+      <w:lvlText w:val="%5."/>
+      <w:lvlJc w:val="left"/>
+      <w:pPr>
+        <w:ind w:left="3600" w:hanging="480"/>
+      </w:pPr>
+    </w:lvl>
+    <w:lvl w:ilvl="5">
+      <w:start w:val="1"/>
+      <w:numFmt w:val="decimal"/>
+      <w:lvlText w:val="%6."/>
+      <w:lvlJc w:val="left"/>
+      <w:pPr>
+        <w:ind w:left="4320" w:hanging="480"/>
+      </w:pPr>
+    </w:lvl>
+    <w:lvl w:ilvl="6">
+      <w:start w:val="1"/>
+      <w:numFmt w:val="decimal"/>
+      <w:lvlText w:val="%7."/>
+      <w:lvlJc w:val="left"/>
+      <w:pPr>
+        <w:ind w:left="5040" w:hanging="480"/>
+      </w:pPr>
+    </w:lvl>
+    <w:lvl w:ilvl="7">
+      <w:start w:val="1"/>
+      <w:numFmt w:val="decimal"/>
+      <w:lvlText w:val="%8."/>
+      <w:lvlJc w:val="left"/>
+      <w:pPr>
+        <w:ind w:left="5760" w:hanging="480"/>
+      </w:pPr>
+    </w:lvl>
+    <w:lvl w:ilvl="8">
+      <w:start w:val="1"/>
+      <w:numFmt w:val="decimal"/>
+      <w:lvlText w:val="%9."/>
+      <w:lvlJc w:val="left"/>
+      <w:pPr>
+        <w:ind w:left="6480" w:hanging="480"/>
+      </w:pPr>
+    </w:lvl>
+  </w:abstractNum>
+  <w:num w:numId="1" w16cid:durableId="1968661439">
     <w:abstractNumId w:val="0"/>
+  </w:num>
+  <w:num w:numId="2" w16cid:durableId="1603609467">
+    <w:abstractNumId w:val="1"/>
+  </w:num>
+  <w:num w:numId="3" w16cid:durableId="1542522429">
+    <w:abstractNumId w:val="2"/>
+    <w:lvlOverride w:ilvl="0">
+      <w:startOverride w:val="1"/>
+    </w:lvlOverride>
+    <w:lvlOverride w:ilvl="1">
+      <w:startOverride w:val="1"/>
+    </w:lvlOverride>
+    <w:lvlOverride w:ilvl="2">
+      <w:startOverride w:val="1"/>
+    </w:lvlOverride>
+    <w:lvlOverride w:ilvl="3">
+      <w:startOverride w:val="1"/>
+    </w:lvlOverride>
+    <w:lvlOverride w:ilvl="4">
+      <w:startOverride w:val="1"/>
+    </w:lvlOverride>
+    <w:lvlOverride w:ilvl="5">
+      <w:startOverride w:val="1"/>
+    </w:lvlOverride>
+    <w:lvlOverride w:ilvl="6">
+      <w:startOverride w:val="1"/>
+    </w:lvlOverride>
+    <w:lvlOverride w:ilvl="7">
+      <w:startOverride w:val="1"/>
+    </w:lvlOverride>
+    <w:lvlOverride w:ilvl="8">
+      <w:startOverride w:val="1"/>
+    </w:lvlOverride>
   </w:num>
 </w:numbering>
 </file>
@@ -779,6 +1472,7 @@
   <w:latentStyles w:defLockedState="0" w:defUIPriority="0" w:defSemiHidden="0" w:defUnhideWhenUsed="0" w:defQFormat="0" w:count="376">
     <w:lsdException w:name="toc 1" w:uiPriority="39"/>
     <w:lsdException w:name="toc 2" w:uiPriority="39"/>
+    <w:lsdException w:name="toc 3" w:uiPriority="39"/>
     <w:lsdException w:name="Hyperlink" w:uiPriority="99"/>
     <w:lsdException w:name="Normal Table" w:semiHidden="1" w:unhideWhenUsed="1"/>
     <w:lsdException w:name="Table Simple 1" w:semiHidden="1" w:unhideWhenUsed="1"/>
@@ -1026,6 +1720,11 @@
   <w:style w:type="paragraph" w:default="1" w:styleId="Normal">
     <w:name w:val="Normal"/>
     <w:qFormat/>
+    <w:rsid w:val="001E0B5F"/>
+    <w:rPr>
+      <w:rFonts w:ascii="Bahnschrift Light" w:hAnsi="Bahnschrift Light"/>
+      <w:sz w:val="22"/>
+    </w:rPr>
   </w:style>
   <w:style w:type="paragraph" w:styleId="Heading1">
     <w:name w:val="heading 1"/>
@@ -1033,7 +1732,7 @@
     <w:next w:val="BodyText"/>
     <w:uiPriority w:val="9"/>
     <w:qFormat/>
-    <w:rsid w:val="00DC1851"/>
+    <w:rsid w:val="00F34E30"/>
     <w:pPr>
       <w:keepNext/>
       <w:keepLines/>
@@ -1041,11 +1740,10 @@
       <w:outlineLvl w:val="0"/>
     </w:pPr>
     <w:rPr>
-      <w:rFonts w:ascii="Century Gothic" w:eastAsiaTheme="majorEastAsia" w:hAnsi="Century Gothic" w:cstheme="majorBidi"/>
-      <w:b/>
+      <w:rFonts w:eastAsiaTheme="majorEastAsia" w:cstheme="majorBidi"/>
       <w:bCs/>
       <w:color w:val="262626" w:themeColor="text1" w:themeTint="D9"/>
-      <w:sz w:val="36"/>
+      <w:sz w:val="32"/>
       <w:szCs w:val="32"/>
     </w:rPr>
   </w:style>
@@ -1056,7 +1754,7 @@
     <w:uiPriority w:val="9"/>
     <w:unhideWhenUsed/>
     <w:qFormat/>
-    <w:rsid w:val="00DC1851"/>
+    <w:rsid w:val="00F34E30"/>
     <w:pPr>
       <w:keepNext/>
       <w:keepLines/>
@@ -1064,8 +1762,7 @@
       <w:outlineLvl w:val="1"/>
     </w:pPr>
     <w:rPr>
-      <w:rFonts w:ascii="Century Gothic" w:eastAsiaTheme="majorEastAsia" w:hAnsi="Century Gothic" w:cstheme="majorBidi"/>
-      <w:b/>
+      <w:rFonts w:eastAsiaTheme="majorEastAsia" w:cstheme="majorBidi"/>
       <w:bCs/>
       <w:color w:val="262626" w:themeColor="text1" w:themeTint="D9"/>
       <w:sz w:val="28"/>
@@ -1079,7 +1776,7 @@
     <w:uiPriority w:val="9"/>
     <w:unhideWhenUsed/>
     <w:qFormat/>
-    <w:rsid w:val="00DC1851"/>
+    <w:rsid w:val="00F34E30"/>
     <w:pPr>
       <w:keepNext/>
       <w:keepLines/>
@@ -1087,8 +1784,7 @@
       <w:outlineLvl w:val="2"/>
     </w:pPr>
     <w:rPr>
-      <w:rFonts w:ascii="Century Gothic" w:eastAsiaTheme="majorEastAsia" w:hAnsi="Century Gothic" w:cstheme="majorBidi"/>
-      <w:b/>
+      <w:rFonts w:eastAsiaTheme="majorEastAsia" w:cstheme="majorBidi"/>
       <w:bCs/>
       <w:color w:val="262626" w:themeColor="text1" w:themeTint="D9"/>
     </w:rPr>
@@ -1235,12 +1931,12 @@
     <w:name w:val="Body Text"/>
     <w:basedOn w:val="Normal"/>
     <w:qFormat/>
-    <w:rsid w:val="00DC1851"/>
+    <w:rsid w:val="001E0B5F"/>
     <w:pPr>
       <w:spacing w:before="180" w:after="180"/>
     </w:pPr>
     <w:rPr>
-      <w:rFonts w:ascii="Bahnschrift Light" w:hAnsi="Bahnschrift Light"/>
+      <w:color w:val="262626" w:themeColor="text1" w:themeTint="D9"/>
     </w:rPr>
   </w:style>
   <w:style w:type="paragraph" w:customStyle="1" w:styleId="FirstParagraph">
@@ -1248,10 +1944,7 @@
     <w:basedOn w:val="BodyText"/>
     <w:next w:val="BodyText"/>
     <w:qFormat/>
-    <w:rsid w:val="00DC1851"/>
-    <w:rPr>
-      <w:color w:val="262626" w:themeColor="text1" w:themeTint="D9"/>
-    </w:rPr>
+    <w:rsid w:val="001E0B5F"/>
   </w:style>
   <w:style w:type="paragraph" w:customStyle="1" w:styleId="Compact">
     <w:name w:val="Compact"/>
@@ -1266,7 +1959,7 @@
     <w:basedOn w:val="Normal"/>
     <w:next w:val="BodyText"/>
     <w:qFormat/>
-    <w:rsid w:val="00DC1851"/>
+    <w:rsid w:val="00F34E30"/>
     <w:pPr>
       <w:keepNext/>
       <w:keepLines/>
@@ -1274,7 +1967,7 @@
       <w:jc w:val="center"/>
     </w:pPr>
     <w:rPr>
-      <w:rFonts w:ascii="Century Gothic" w:eastAsiaTheme="majorEastAsia" w:hAnsi="Century Gothic" w:cstheme="majorBidi"/>
+      <w:rFonts w:eastAsiaTheme="majorEastAsia" w:cstheme="majorBidi"/>
       <w:bCs/>
       <w:color w:val="262626" w:themeColor="text1" w:themeTint="D9"/>
       <w:sz w:val="48"/>
@@ -1298,7 +1991,7 @@
     <w:name w:val="Author"/>
     <w:next w:val="BodyText"/>
     <w:qFormat/>
-    <w:rsid w:val="00DC1851"/>
+    <w:rsid w:val="00F34E30"/>
     <w:pPr>
       <w:keepNext/>
       <w:keepLines/>
@@ -1312,7 +2005,7 @@
     <w:name w:val="Date"/>
     <w:next w:val="BodyText"/>
     <w:qFormat/>
-    <w:rsid w:val="00DC1851"/>
+    <w:rsid w:val="00F34E30"/>
     <w:pPr>
       <w:keepNext/>
       <w:keepLines/>
@@ -1349,10 +2042,14 @@
     <w:uiPriority w:val="9"/>
     <w:unhideWhenUsed/>
     <w:qFormat/>
+    <w:rsid w:val="00F34E30"/>
     <w:pPr>
       <w:spacing w:before="100" w:after="100"/>
       <w:ind w:left="480" w:right="480"/>
     </w:pPr>
+    <w:rPr>
+      <w:rFonts w:ascii="Avenir Next LT Pro" w:hAnsi="Avenir Next LT Pro"/>
+    </w:rPr>
   </w:style>
   <w:style w:type="paragraph" w:styleId="FootnoteText">
     <w:name w:val="footnote text"/>
@@ -1449,7 +2146,7 @@
     <w:name w:val="Verbatim Char"/>
     <w:basedOn w:val="CaptionChar"/>
     <w:link w:val="SourceCode"/>
-    <w:rsid w:val="00DC1851"/>
+    <w:rsid w:val="00F34E30"/>
     <w:rPr>
       <w:rFonts w:ascii="Consolas" w:hAnsi="Consolas"/>
       <w:shd w:val="clear" w:color="auto" w:fill="F8F8F8"/>
@@ -1481,21 +2178,22 @@
     <w:uiPriority w:val="39"/>
     <w:unhideWhenUsed/>
     <w:qFormat/>
-    <w:rsid w:val="00DC1851"/>
+    <w:rsid w:val="001E0B5F"/>
     <w:pPr>
       <w:spacing w:before="240" w:line="259" w:lineRule="auto"/>
       <w:outlineLvl w:val="9"/>
     </w:pPr>
     <w:rPr>
-      <w:b w:val="0"/>
+      <w:rFonts w:ascii="Century Gothic" w:hAnsi="Century Gothic"/>
       <w:bCs w:val="0"/>
+      <w:color w:val="F79646" w:themeColor="accent6"/>
     </w:rPr>
   </w:style>
   <w:style w:type="paragraph" w:customStyle="1" w:styleId="SourceCode">
     <w:name w:val="Source Code"/>
     <w:basedOn w:val="Normal"/>
     <w:link w:val="VerbatimChar"/>
-    <w:rsid w:val="00DC1851"/>
+    <w:rsid w:val="00F34E30"/>
     <w:pPr>
       <w:shd w:val="clear" w:color="auto" w:fill="F8F8F8"/>
       <w:wordWrap w:val="0"/>
@@ -1553,9 +2251,10 @@
   <w:style w:type="character" w:customStyle="1" w:styleId="ConstantTok">
     <w:name w:val="ConstantTok"/>
     <w:basedOn w:val="VerbatimChar"/>
-    <w:rPr>
-      <w:rFonts w:ascii="Consolas" w:hAnsi="Consolas"/>
-      <w:color w:val="8F5902"/>
+    <w:rsid w:val="00F34E30"/>
+    <w:rPr>
+      <w:rFonts w:ascii="Consolas" w:hAnsi="Consolas"/>
+      <w:color w:val="943634" w:themeColor="accent2" w:themeShade="BF"/>
       <w:shd w:val="clear" w:color="auto" w:fill="F8F8F8"/>
     </w:rPr>
   </w:style>
@@ -1616,10 +2315,11 @@
   <w:style w:type="character" w:customStyle="1" w:styleId="CommentTok">
     <w:name w:val="CommentTok"/>
     <w:basedOn w:val="VerbatimChar"/>
+    <w:rsid w:val="00F34E30"/>
     <w:rPr>
       <w:rFonts w:ascii="Consolas" w:hAnsi="Consolas"/>
       <w:i/>
-      <w:color w:val="8F5902"/>
+      <w:color w:val="B2A1C7" w:themeColor="accent4" w:themeTint="99"/>
       <w:shd w:val="clear" w:color="auto" w:fill="F8F8F8"/>
     </w:rPr>
   </w:style>
@@ -1668,7 +2368,7 @@
   <w:style w:type="character" w:customStyle="1" w:styleId="FunctionTok">
     <w:name w:val="FunctionTok"/>
     <w:basedOn w:val="VerbatimChar"/>
-    <w:rsid w:val="00DC1851"/>
+    <w:rsid w:val="00F34E30"/>
     <w:rPr>
       <w:rFonts w:ascii="Consolas" w:hAnsi="Consolas"/>
       <w:b/>
@@ -1792,10 +2492,10 @@
   <w:style w:type="character" w:customStyle="1" w:styleId="NormalTok">
     <w:name w:val="NormalTok"/>
     <w:basedOn w:val="VerbatimChar"/>
-    <w:rsid w:val="00DC1851"/>
-    <w:rPr>
-      <w:rFonts w:ascii="Consolas" w:hAnsi="Consolas"/>
-      <w:color w:val="4A442A" w:themeColor="background2" w:themeShade="40"/>
+    <w:rsid w:val="00F34E30"/>
+    <w:rPr>
+      <w:rFonts w:ascii="Consolas" w:hAnsi="Consolas"/>
+      <w:color w:val="0D0D0D" w:themeColor="text1" w:themeTint="F2"/>
       <w:shd w:val="clear" w:color="auto" w:fill="F8F8F8"/>
     </w:rPr>
   </w:style>
@@ -1805,13 +2505,10 @@
     <w:next w:val="Normal"/>
     <w:autoRedefine/>
     <w:uiPriority w:val="39"/>
-    <w:rsid w:val="00DC1851"/>
+    <w:rsid w:val="00F34E30"/>
     <w:pPr>
       <w:spacing w:after="100"/>
     </w:pPr>
-    <w:rPr>
-      <w:rFonts w:ascii="Century Gothic" w:hAnsi="Century Gothic"/>
-    </w:rPr>
   </w:style>
   <w:style w:type="paragraph" w:styleId="TOC2">
     <w:name w:val="toc 2"/>
@@ -1819,14 +2516,23 @@
     <w:next w:val="Normal"/>
     <w:autoRedefine/>
     <w:uiPriority w:val="39"/>
-    <w:rsid w:val="00DC1851"/>
+    <w:rsid w:val="00F34E30"/>
     <w:pPr>
       <w:spacing w:after="100"/>
       <w:ind w:left="240"/>
     </w:pPr>
-    <w:rPr>
-      <w:rFonts w:ascii="Century Gothic" w:hAnsi="Century Gothic"/>
-    </w:rPr>
+  </w:style>
+  <w:style w:type="paragraph" w:styleId="TOC3">
+    <w:name w:val="toc 3"/>
+    <w:basedOn w:val="Normal"/>
+    <w:next w:val="Normal"/>
+    <w:autoRedefine/>
+    <w:uiPriority w:val="39"/>
+    <w:rsid w:val="00F34E30"/>
+    <w:pPr>
+      <w:spacing w:after="100"/>
+      <w:ind w:left="480"/>
+    </w:pPr>
   </w:style>
 </w:styles>
 </file>

--- a/Workshops/sbstemplate.docx
+++ b/Workshops/sbstemplate.docx
@@ -2042,13 +2042,14 @@
     <w:uiPriority w:val="9"/>
     <w:unhideWhenUsed/>
     <w:qFormat/>
-    <w:rsid w:val="00F34E30"/>
+    <w:rsid w:val="002C0470"/>
     <w:pPr>
       <w:spacing w:before="100" w:after="100"/>
       <w:ind w:left="480" w:right="480"/>
     </w:pPr>
     <w:rPr>
-      <w:rFonts w:ascii="Avenir Next LT Pro" w:hAnsi="Avenir Next LT Pro"/>
+      <w:rFonts w:ascii="Aptos" w:hAnsi="Aptos"/>
+      <w:color w:val="1D1B11" w:themeColor="background2" w:themeShade="1A"/>
     </w:rPr>
   </w:style>
   <w:style w:type="paragraph" w:styleId="FootnoteText">

--- a/Workshops/sbstemplate.docx
+++ b/Workshops/sbstemplate.docx
@@ -1,6 +1,6 @@
 
 <file path=word/document.xml><?xml version="1.0" encoding="utf-8"?>
-<w:document xmlns:wpc="http://schemas.microsoft.com/office/word/2010/wordprocessingCanvas" xmlns:cx="http://schemas.microsoft.com/office/drawing/2014/chartex" xmlns:cx1="http://schemas.microsoft.com/office/drawing/2015/9/8/chartex" xmlns:cx2="http://schemas.microsoft.com/office/drawing/2015/10/21/chartex" xmlns:cx3="http://schemas.microsoft.com/office/drawing/2016/5/9/chartex" xmlns:cx4="http://schemas.microsoft.com/office/drawing/2016/5/10/chartex" xmlns:cx5="http://schemas.microsoft.com/office/drawing/2016/5/11/chartex" xmlns:cx6="http://schemas.microsoft.com/office/drawing/2016/5/12/chartex" xmlns:cx7="http://schemas.microsoft.com/office/drawing/2016/5/13/chartex" xmlns:cx8="http://schemas.microsoft.com/office/drawing/2016/5/14/chartex" xmlns:mc="http://schemas.openxmlformats.org/markup-compatibility/2006" xmlns:aink="http://schemas.microsoft.com/office/drawing/2016/ink" xmlns:am3d="http://schemas.microsoft.com/office/drawing/2017/model3d" xmlns:o="urn:schemas-microsoft-com:office:office" xmlns:oel="http://schemas.microsoft.com/office/2019/extlst" xmlns:r="http://schemas.openxmlformats.org/officeDocument/2006/relationships" xmlns:m="http://schemas.openxmlformats.org/officeDocument/2006/math" xmlns:v="urn:schemas-microsoft-com:vml" xmlns:wp14="http://schemas.microsoft.com/office/word/2010/wordprocessingDrawing" xmlns:wp="http://schemas.openxmlformats.org/drawingml/2006/wordprocessingDrawing" xmlns:w10="urn:schemas-microsoft-com:office:word" xmlns:w="http://schemas.openxmlformats.org/wordprocessingml/2006/main" xmlns:w14="http://schemas.microsoft.com/office/word/2010/wordml" xmlns:w15="http://schemas.microsoft.com/office/word/2012/wordml" xmlns:w16cex="http://schemas.microsoft.com/office/word/2018/wordml/cex" xmlns:w16cid="http://schemas.microsoft.com/office/word/2016/wordml/cid" xmlns:w16="http://schemas.microsoft.com/office/word/2018/wordml" xmlns:w16du="http://schemas.microsoft.com/office/word/2023/wordml/word16du" xmlns:w16sdtdh="http://schemas.microsoft.com/office/word/2020/wordml/sdtdatahash" xmlns:w16se="http://schemas.microsoft.com/office/word/2015/wordml/symex" xmlns:wpg="http://schemas.microsoft.com/office/word/2010/wordprocessingGroup" xmlns:wpi="http://schemas.microsoft.com/office/word/2010/wordprocessingInk" xmlns:wne="http://schemas.microsoft.com/office/word/2006/wordml" xmlns:wps="http://schemas.microsoft.com/office/word/2010/wordprocessingShape" mc:Ignorable="w14 w15 w16se w16cid w16 w16cex w16sdtdh w16du wp14">
+<w:document xmlns:wpc="http://schemas.microsoft.com/office/word/2010/wordprocessingCanvas" xmlns:cx="http://schemas.microsoft.com/office/drawing/2014/chartex" xmlns:cx1="http://schemas.microsoft.com/office/drawing/2015/9/8/chartex" xmlns:cx2="http://schemas.microsoft.com/office/drawing/2015/10/21/chartex" xmlns:cx3="http://schemas.microsoft.com/office/drawing/2016/5/9/chartex" xmlns:cx4="http://schemas.microsoft.com/office/drawing/2016/5/10/chartex" xmlns:cx5="http://schemas.microsoft.com/office/drawing/2016/5/11/chartex" xmlns:cx6="http://schemas.microsoft.com/office/drawing/2016/5/12/chartex" xmlns:cx7="http://schemas.microsoft.com/office/drawing/2016/5/13/chartex" xmlns:cx8="http://schemas.microsoft.com/office/drawing/2016/5/14/chartex" xmlns:mc="http://schemas.openxmlformats.org/markup-compatibility/2006" xmlns:aink="http://schemas.microsoft.com/office/drawing/2016/ink" xmlns:am3d="http://schemas.microsoft.com/office/drawing/2017/model3d" xmlns:o="urn:schemas-microsoft-com:office:office" xmlns:oel="http://schemas.microsoft.com/office/2019/extlst" xmlns:r="http://schemas.openxmlformats.org/officeDocument/2006/relationships" xmlns:m="http://schemas.openxmlformats.org/officeDocument/2006/math" xmlns:v="urn:schemas-microsoft-com:vml" xmlns:wp14="http://schemas.microsoft.com/office/word/2010/wordprocessingDrawing" xmlns:wp="http://schemas.openxmlformats.org/drawingml/2006/wordprocessingDrawing" xmlns:w10="urn:schemas-microsoft-com:office:word" xmlns:w="http://schemas.openxmlformats.org/wordprocessingml/2006/main" xmlns:w14="http://schemas.microsoft.com/office/word/2010/wordml" xmlns:w15="http://schemas.microsoft.com/office/word/2012/wordml" xmlns:w16cex="http://schemas.microsoft.com/office/word/2018/wordml/cex" xmlns:w16cid="http://schemas.microsoft.com/office/word/2016/wordml/cid" xmlns:w16="http://schemas.microsoft.com/office/word/2018/wordml" xmlns:w16du="http://schemas.microsoft.com/office/word/2023/wordml/word16du" xmlns:w16sdtdh="http://schemas.microsoft.com/office/word/2020/wordml/sdtdatahash" xmlns:w16sdtfl="http://schemas.microsoft.com/office/word/2024/wordml/sdtformatlock" xmlns:w16se="http://schemas.microsoft.com/office/word/2015/wordml/symex" xmlns:wpg="http://schemas.microsoft.com/office/word/2010/wordprocessingGroup" xmlns:wpi="http://schemas.microsoft.com/office/word/2010/wordprocessingInk" xmlns:wne="http://schemas.microsoft.com/office/word/2006/wordml" xmlns:wps="http://schemas.microsoft.com/office/word/2010/wordprocessingShape" mc:Ignorable="w14 w15 w16se w16cid w16 w16cex w16sdtdh w16sdtfl w16du wp14">
   <w:body>
     <w:p>
       <w:pPr>
@@ -1128,7 +1128,7 @@
 </file>
 
 <file path=word/endnotes.xml><?xml version="1.0" encoding="utf-8"?>
-<w:endnotes xmlns:wpc="http://schemas.microsoft.com/office/word/2010/wordprocessingCanvas" xmlns:cx="http://schemas.microsoft.com/office/drawing/2014/chartex" xmlns:cx1="http://schemas.microsoft.com/office/drawing/2015/9/8/chartex" xmlns:cx2="http://schemas.microsoft.com/office/drawing/2015/10/21/chartex" xmlns:cx3="http://schemas.microsoft.com/office/drawing/2016/5/9/chartex" xmlns:cx4="http://schemas.microsoft.com/office/drawing/2016/5/10/chartex" xmlns:cx5="http://schemas.microsoft.com/office/drawing/2016/5/11/chartex" xmlns:cx6="http://schemas.microsoft.com/office/drawing/2016/5/12/chartex" xmlns:cx7="http://schemas.microsoft.com/office/drawing/2016/5/13/chartex" xmlns:cx8="http://schemas.microsoft.com/office/drawing/2016/5/14/chartex" xmlns:mc="http://schemas.openxmlformats.org/markup-compatibility/2006" xmlns:aink="http://schemas.microsoft.com/office/drawing/2016/ink" xmlns:am3d="http://schemas.microsoft.com/office/drawing/2017/model3d" xmlns:o="urn:schemas-microsoft-com:office:office" xmlns:oel="http://schemas.microsoft.com/office/2019/extlst" xmlns:r="http://schemas.openxmlformats.org/officeDocument/2006/relationships" xmlns:m="http://schemas.openxmlformats.org/officeDocument/2006/math" xmlns:v="urn:schemas-microsoft-com:vml" xmlns:wp14="http://schemas.microsoft.com/office/word/2010/wordprocessingDrawing" xmlns:wp="http://schemas.openxmlformats.org/drawingml/2006/wordprocessingDrawing" xmlns:w10="urn:schemas-microsoft-com:office:word" xmlns:w="http://schemas.openxmlformats.org/wordprocessingml/2006/main" xmlns:w14="http://schemas.microsoft.com/office/word/2010/wordml" xmlns:w15="http://schemas.microsoft.com/office/word/2012/wordml" xmlns:w16cex="http://schemas.microsoft.com/office/word/2018/wordml/cex" xmlns:w16cid="http://schemas.microsoft.com/office/word/2016/wordml/cid" xmlns:w16="http://schemas.microsoft.com/office/word/2018/wordml" xmlns:w16du="http://schemas.microsoft.com/office/word/2023/wordml/word16du" xmlns:w16sdtdh="http://schemas.microsoft.com/office/word/2020/wordml/sdtdatahash" xmlns:w16se="http://schemas.microsoft.com/office/word/2015/wordml/symex" xmlns:wpg="http://schemas.microsoft.com/office/word/2010/wordprocessingGroup" xmlns:wpi="http://schemas.microsoft.com/office/word/2010/wordprocessingInk" xmlns:wne="http://schemas.microsoft.com/office/word/2006/wordml" xmlns:wps="http://schemas.microsoft.com/office/word/2010/wordprocessingShape" mc:Ignorable="w14 w15 w16se w16cid w16 w16cex w16sdtdh w16du wp14">
+<w:endnotes xmlns:wpc="http://schemas.microsoft.com/office/word/2010/wordprocessingCanvas" xmlns:cx="http://schemas.microsoft.com/office/drawing/2014/chartex" xmlns:cx1="http://schemas.microsoft.com/office/drawing/2015/9/8/chartex" xmlns:cx2="http://schemas.microsoft.com/office/drawing/2015/10/21/chartex" xmlns:cx3="http://schemas.microsoft.com/office/drawing/2016/5/9/chartex" xmlns:cx4="http://schemas.microsoft.com/office/drawing/2016/5/10/chartex" xmlns:cx5="http://schemas.microsoft.com/office/drawing/2016/5/11/chartex" xmlns:cx6="http://schemas.microsoft.com/office/drawing/2016/5/12/chartex" xmlns:cx7="http://schemas.microsoft.com/office/drawing/2016/5/13/chartex" xmlns:cx8="http://schemas.microsoft.com/office/drawing/2016/5/14/chartex" xmlns:mc="http://schemas.openxmlformats.org/markup-compatibility/2006" xmlns:aink="http://schemas.microsoft.com/office/drawing/2016/ink" xmlns:am3d="http://schemas.microsoft.com/office/drawing/2017/model3d" xmlns:o="urn:schemas-microsoft-com:office:office" xmlns:oel="http://schemas.microsoft.com/office/2019/extlst" xmlns:r="http://schemas.openxmlformats.org/officeDocument/2006/relationships" xmlns:m="http://schemas.openxmlformats.org/officeDocument/2006/math" xmlns:v="urn:schemas-microsoft-com:vml" xmlns:wp14="http://schemas.microsoft.com/office/word/2010/wordprocessingDrawing" xmlns:wp="http://schemas.openxmlformats.org/drawingml/2006/wordprocessingDrawing" xmlns:w10="urn:schemas-microsoft-com:office:word" xmlns:w="http://schemas.openxmlformats.org/wordprocessingml/2006/main" xmlns:w14="http://schemas.microsoft.com/office/word/2010/wordml" xmlns:w15="http://schemas.microsoft.com/office/word/2012/wordml" xmlns:w16cex="http://schemas.microsoft.com/office/word/2018/wordml/cex" xmlns:w16cid="http://schemas.microsoft.com/office/word/2016/wordml/cid" xmlns:w16="http://schemas.microsoft.com/office/word/2018/wordml" xmlns:w16du="http://schemas.microsoft.com/office/word/2023/wordml/word16du" xmlns:w16sdtdh="http://schemas.microsoft.com/office/word/2020/wordml/sdtdatahash" xmlns:w16sdtfl="http://schemas.microsoft.com/office/word/2024/wordml/sdtformatlock" xmlns:w16se="http://schemas.microsoft.com/office/word/2015/wordml/symex" xmlns:wpg="http://schemas.microsoft.com/office/word/2010/wordprocessingGroup" xmlns:wpi="http://schemas.microsoft.com/office/word/2010/wordprocessingInk" xmlns:wne="http://schemas.microsoft.com/office/word/2006/wordml" xmlns:wps="http://schemas.microsoft.com/office/word/2010/wordprocessingShape" mc:Ignorable="w14 w15 w16se w16cid w16 w16cex w16sdtdh w16sdtfl w16du wp14">
   <w:endnote w:type="separator" w:id="-1">
     <w:p>
       <w:pPr>
@@ -1153,7 +1153,7 @@
 </file>
 
 <file path=word/footnotes.xml><?xml version="1.0" encoding="utf-8"?>
-<w:footnotes xmlns:wpc="http://schemas.microsoft.com/office/word/2010/wordprocessingCanvas" xmlns:cx="http://schemas.microsoft.com/office/drawing/2014/chartex" xmlns:cx1="http://schemas.microsoft.com/office/drawing/2015/9/8/chartex" xmlns:cx2="http://schemas.microsoft.com/office/drawing/2015/10/21/chartex" xmlns:cx3="http://schemas.microsoft.com/office/drawing/2016/5/9/chartex" xmlns:cx4="http://schemas.microsoft.com/office/drawing/2016/5/10/chartex" xmlns:cx5="http://schemas.microsoft.com/office/drawing/2016/5/11/chartex" xmlns:cx6="http://schemas.microsoft.com/office/drawing/2016/5/12/chartex" xmlns:cx7="http://schemas.microsoft.com/office/drawing/2016/5/13/chartex" xmlns:cx8="http://schemas.microsoft.com/office/drawing/2016/5/14/chartex" xmlns:mc="http://schemas.openxmlformats.org/markup-compatibility/2006" xmlns:aink="http://schemas.microsoft.com/office/drawing/2016/ink" xmlns:am3d="http://schemas.microsoft.com/office/drawing/2017/model3d" xmlns:o="urn:schemas-microsoft-com:office:office" xmlns:oel="http://schemas.microsoft.com/office/2019/extlst" xmlns:r="http://schemas.openxmlformats.org/officeDocument/2006/relationships" xmlns:m="http://schemas.openxmlformats.org/officeDocument/2006/math" xmlns:v="urn:schemas-microsoft-com:vml" xmlns:wp14="http://schemas.microsoft.com/office/word/2010/wordprocessingDrawing" xmlns:wp="http://schemas.openxmlformats.org/drawingml/2006/wordprocessingDrawing" xmlns:w10="urn:schemas-microsoft-com:office:word" xmlns:w="http://schemas.openxmlformats.org/wordprocessingml/2006/main" xmlns:w14="http://schemas.microsoft.com/office/word/2010/wordml" xmlns:w15="http://schemas.microsoft.com/office/word/2012/wordml" xmlns:w16cex="http://schemas.microsoft.com/office/word/2018/wordml/cex" xmlns:w16cid="http://schemas.microsoft.com/office/word/2016/wordml/cid" xmlns:w16="http://schemas.microsoft.com/office/word/2018/wordml" xmlns:w16du="http://schemas.microsoft.com/office/word/2023/wordml/word16du" xmlns:w16sdtdh="http://schemas.microsoft.com/office/word/2020/wordml/sdtdatahash" xmlns:w16se="http://schemas.microsoft.com/office/word/2015/wordml/symex" xmlns:wpg="http://schemas.microsoft.com/office/word/2010/wordprocessingGroup" xmlns:wpi="http://schemas.microsoft.com/office/word/2010/wordprocessingInk" xmlns:wne="http://schemas.microsoft.com/office/word/2006/wordml" xmlns:wps="http://schemas.microsoft.com/office/word/2010/wordprocessingShape" mc:Ignorable="w14 w15 w16se w16cid w16 w16cex w16sdtdh w16du wp14">
+<w:footnotes xmlns:wpc="http://schemas.microsoft.com/office/word/2010/wordprocessingCanvas" xmlns:cx="http://schemas.microsoft.com/office/drawing/2014/chartex" xmlns:cx1="http://schemas.microsoft.com/office/drawing/2015/9/8/chartex" xmlns:cx2="http://schemas.microsoft.com/office/drawing/2015/10/21/chartex" xmlns:cx3="http://schemas.microsoft.com/office/drawing/2016/5/9/chartex" xmlns:cx4="http://schemas.microsoft.com/office/drawing/2016/5/10/chartex" xmlns:cx5="http://schemas.microsoft.com/office/drawing/2016/5/11/chartex" xmlns:cx6="http://schemas.microsoft.com/office/drawing/2016/5/12/chartex" xmlns:cx7="http://schemas.microsoft.com/office/drawing/2016/5/13/chartex" xmlns:cx8="http://schemas.microsoft.com/office/drawing/2016/5/14/chartex" xmlns:mc="http://schemas.openxmlformats.org/markup-compatibility/2006" xmlns:aink="http://schemas.microsoft.com/office/drawing/2016/ink" xmlns:am3d="http://schemas.microsoft.com/office/drawing/2017/model3d" xmlns:o="urn:schemas-microsoft-com:office:office" xmlns:oel="http://schemas.microsoft.com/office/2019/extlst" xmlns:r="http://schemas.openxmlformats.org/officeDocument/2006/relationships" xmlns:m="http://schemas.openxmlformats.org/officeDocument/2006/math" xmlns:v="urn:schemas-microsoft-com:vml" xmlns:wp14="http://schemas.microsoft.com/office/word/2010/wordprocessingDrawing" xmlns:wp="http://schemas.openxmlformats.org/drawingml/2006/wordprocessingDrawing" xmlns:w10="urn:schemas-microsoft-com:office:word" xmlns:w="http://schemas.openxmlformats.org/wordprocessingml/2006/main" xmlns:w14="http://schemas.microsoft.com/office/word/2010/wordml" xmlns:w15="http://schemas.microsoft.com/office/word/2012/wordml" xmlns:w16cex="http://schemas.microsoft.com/office/word/2018/wordml/cex" xmlns:w16cid="http://schemas.microsoft.com/office/word/2016/wordml/cid" xmlns:w16="http://schemas.microsoft.com/office/word/2018/wordml" xmlns:w16du="http://schemas.microsoft.com/office/word/2023/wordml/word16du" xmlns:w16sdtdh="http://schemas.microsoft.com/office/word/2020/wordml/sdtdatahash" xmlns:w16sdtfl="http://schemas.microsoft.com/office/word/2024/wordml/sdtformatlock" xmlns:w16se="http://schemas.microsoft.com/office/word/2015/wordml/symex" xmlns:wpg="http://schemas.microsoft.com/office/word/2010/wordprocessingGroup" xmlns:wpi="http://schemas.microsoft.com/office/word/2010/wordprocessingInk" xmlns:wne="http://schemas.microsoft.com/office/word/2006/wordml" xmlns:wps="http://schemas.microsoft.com/office/word/2010/wordprocessingShape" mc:Ignorable="w14 w15 w16se w16cid w16 w16cex w16sdtdh w16sdtfl w16du wp14">
   <w:footnote w:type="separator" w:id="-1">
     <w:p>
       <w:r>
@@ -1172,7 +1172,7 @@
 </file>
 
 <file path=word/numbering.xml><?xml version="1.0" encoding="utf-8"?>
-<w:numbering xmlns:wpc="http://schemas.microsoft.com/office/word/2010/wordprocessingCanvas" xmlns:cx="http://schemas.microsoft.com/office/drawing/2014/chartex" xmlns:cx1="http://schemas.microsoft.com/office/drawing/2015/9/8/chartex" xmlns:cx2="http://schemas.microsoft.com/office/drawing/2015/10/21/chartex" xmlns:cx3="http://schemas.microsoft.com/office/drawing/2016/5/9/chartex" xmlns:cx4="http://schemas.microsoft.com/office/drawing/2016/5/10/chartex" xmlns:cx5="http://schemas.microsoft.com/office/drawing/2016/5/11/chartex" xmlns:cx6="http://schemas.microsoft.com/office/drawing/2016/5/12/chartex" xmlns:cx7="http://schemas.microsoft.com/office/drawing/2016/5/13/chartex" xmlns:cx8="http://schemas.microsoft.com/office/drawing/2016/5/14/chartex" xmlns:mc="http://schemas.openxmlformats.org/markup-compatibility/2006" xmlns:aink="http://schemas.microsoft.com/office/drawing/2016/ink" xmlns:am3d="http://schemas.microsoft.com/office/drawing/2017/model3d" xmlns:o="urn:schemas-microsoft-com:office:office" xmlns:oel="http://schemas.microsoft.com/office/2019/extlst" xmlns:r="http://schemas.openxmlformats.org/officeDocument/2006/relationships" xmlns:m="http://schemas.openxmlformats.org/officeDocument/2006/math" xmlns:v="urn:schemas-microsoft-com:vml" xmlns:wp14="http://schemas.microsoft.com/office/word/2010/wordprocessingDrawing" xmlns:wp="http://schemas.openxmlformats.org/drawingml/2006/wordprocessingDrawing" xmlns:w10="urn:schemas-microsoft-com:office:word" xmlns:w="http://schemas.openxmlformats.org/wordprocessingml/2006/main" xmlns:w14="http://schemas.microsoft.com/office/word/2010/wordml" xmlns:w15="http://schemas.microsoft.com/office/word/2012/wordml" xmlns:w16cex="http://schemas.microsoft.com/office/word/2018/wordml/cex" xmlns:w16cid="http://schemas.microsoft.com/office/word/2016/wordml/cid" xmlns:w16="http://schemas.microsoft.com/office/word/2018/wordml" xmlns:w16du="http://schemas.microsoft.com/office/word/2023/wordml/word16du" xmlns:w16sdtdh="http://schemas.microsoft.com/office/word/2020/wordml/sdtdatahash" xmlns:w16se="http://schemas.microsoft.com/office/word/2015/wordml/symex" xmlns:wpg="http://schemas.microsoft.com/office/word/2010/wordprocessingGroup" xmlns:wpi="http://schemas.microsoft.com/office/word/2010/wordprocessingInk" xmlns:wne="http://schemas.microsoft.com/office/word/2006/wordml" xmlns:wps="http://schemas.microsoft.com/office/word/2010/wordprocessingShape" mc:Ignorable="w14 w15 w16se w16cid w16 w16cex w16sdtdh w16du wp14">
+<w:numbering xmlns:wpc="http://schemas.microsoft.com/office/word/2010/wordprocessingCanvas" xmlns:cx="http://schemas.microsoft.com/office/drawing/2014/chartex" xmlns:cx1="http://schemas.microsoft.com/office/drawing/2015/9/8/chartex" xmlns:cx2="http://schemas.microsoft.com/office/drawing/2015/10/21/chartex" xmlns:cx3="http://schemas.microsoft.com/office/drawing/2016/5/9/chartex" xmlns:cx4="http://schemas.microsoft.com/office/drawing/2016/5/10/chartex" xmlns:cx5="http://schemas.microsoft.com/office/drawing/2016/5/11/chartex" xmlns:cx6="http://schemas.microsoft.com/office/drawing/2016/5/12/chartex" xmlns:cx7="http://schemas.microsoft.com/office/drawing/2016/5/13/chartex" xmlns:cx8="http://schemas.microsoft.com/office/drawing/2016/5/14/chartex" xmlns:mc="http://schemas.openxmlformats.org/markup-compatibility/2006" xmlns:aink="http://schemas.microsoft.com/office/drawing/2016/ink" xmlns:am3d="http://schemas.microsoft.com/office/drawing/2017/model3d" xmlns:o="urn:schemas-microsoft-com:office:office" xmlns:oel="http://schemas.microsoft.com/office/2019/extlst" xmlns:r="http://schemas.openxmlformats.org/officeDocument/2006/relationships" xmlns:m="http://schemas.openxmlformats.org/officeDocument/2006/math" xmlns:v="urn:schemas-microsoft-com:vml" xmlns:wp14="http://schemas.microsoft.com/office/word/2010/wordprocessingDrawing" xmlns:wp="http://schemas.openxmlformats.org/drawingml/2006/wordprocessingDrawing" xmlns:w10="urn:schemas-microsoft-com:office:word" xmlns:w="http://schemas.openxmlformats.org/wordprocessingml/2006/main" xmlns:w14="http://schemas.microsoft.com/office/word/2010/wordml" xmlns:w15="http://schemas.microsoft.com/office/word/2012/wordml" xmlns:w16cex="http://schemas.microsoft.com/office/word/2018/wordml/cex" xmlns:w16cid="http://schemas.microsoft.com/office/word/2016/wordml/cid" xmlns:w16="http://schemas.microsoft.com/office/word/2018/wordml" xmlns:w16du="http://schemas.microsoft.com/office/word/2023/wordml/word16du" xmlns:w16sdtdh="http://schemas.microsoft.com/office/word/2020/wordml/sdtdatahash" xmlns:w16sdtfl="http://schemas.microsoft.com/office/word/2024/wordml/sdtformatlock" xmlns:w16se="http://schemas.microsoft.com/office/word/2015/wordml/symex" xmlns:wpg="http://schemas.microsoft.com/office/word/2010/wordprocessingGroup" xmlns:wpi="http://schemas.microsoft.com/office/word/2010/wordprocessingInk" xmlns:wne="http://schemas.microsoft.com/office/word/2006/wordml" xmlns:wps="http://schemas.microsoft.com/office/word/2010/wordprocessingShape" mc:Ignorable="w14 w15 w16se w16cid w16 w16cex w16sdtdh w16sdtfl w16du wp14">
   <w:abstractNum w:abstractNumId="0" w15:restartNumberingAfterBreak="0">
     <w:nsid w:val="0000A990"/>
     <w:multiLevelType w:val="multilevel"/>
@@ -1453,7 +1453,7 @@
 </file>
 
 <file path=word/styles.xml><?xml version="1.0" encoding="utf-8"?>
-<w:styles xmlns:mc="http://schemas.openxmlformats.org/markup-compatibility/2006" xmlns:r="http://schemas.openxmlformats.org/officeDocument/2006/relationships" xmlns:w="http://schemas.openxmlformats.org/wordprocessingml/2006/main" xmlns:w14="http://schemas.microsoft.com/office/word/2010/wordml" xmlns:w15="http://schemas.microsoft.com/office/word/2012/wordml" xmlns:w16cex="http://schemas.microsoft.com/office/word/2018/wordml/cex" xmlns:w16cid="http://schemas.microsoft.com/office/word/2016/wordml/cid" xmlns:w16="http://schemas.microsoft.com/office/word/2018/wordml" xmlns:w16du="http://schemas.microsoft.com/office/word/2023/wordml/word16du" xmlns:w16sdtdh="http://schemas.microsoft.com/office/word/2020/wordml/sdtdatahash" xmlns:w16se="http://schemas.microsoft.com/office/word/2015/wordml/symex" mc:Ignorable="w14 w15 w16se w16cid w16 w16cex w16sdtdh w16du">
+<w:styles xmlns:mc="http://schemas.openxmlformats.org/markup-compatibility/2006" xmlns:r="http://schemas.openxmlformats.org/officeDocument/2006/relationships" xmlns:w="http://schemas.openxmlformats.org/wordprocessingml/2006/main" xmlns:w14="http://schemas.microsoft.com/office/word/2010/wordml" xmlns:w15="http://schemas.microsoft.com/office/word/2012/wordml" xmlns:w16cex="http://schemas.microsoft.com/office/word/2018/wordml/cex" xmlns:w16cid="http://schemas.microsoft.com/office/word/2016/wordml/cid" xmlns:w16="http://schemas.microsoft.com/office/word/2018/wordml" xmlns:w16du="http://schemas.microsoft.com/office/word/2023/wordml/word16du" xmlns:w16sdtdh="http://schemas.microsoft.com/office/word/2020/wordml/sdtdatahash" xmlns:w16sdtfl="http://schemas.microsoft.com/office/word/2024/wordml/sdtformatlock" xmlns:w16se="http://schemas.microsoft.com/office/word/2015/wordml/symex" mc:Ignorable="w14 w15 w16se w16cid w16 w16cex w16sdtdh w16sdtfl w16du">
   <w:docDefaults>
     <w:rPrDefault>
       <w:rPr>
@@ -2147,9 +2147,10 @@
     <w:name w:val="Verbatim Char"/>
     <w:basedOn w:val="CaptionChar"/>
     <w:link w:val="SourceCode"/>
-    <w:rsid w:val="00F34E30"/>
-    <w:rPr>
-      <w:rFonts w:ascii="Consolas" w:hAnsi="Consolas"/>
+    <w:rsid w:val="00796E50"/>
+    <w:rPr>
+      <w:rFonts w:ascii="Consolas" w:hAnsi="Consolas"/>
+      <w:sz w:val="22"/>
       <w:shd w:val="clear" w:color="auto" w:fill="F8F8F8"/>
     </w:rPr>
   </w:style>
@@ -2194,10 +2195,11 @@
     <w:name w:val="Source Code"/>
     <w:basedOn w:val="Normal"/>
     <w:link w:val="VerbatimChar"/>
-    <w:rsid w:val="00F34E30"/>
+    <w:rsid w:val="00796E50"/>
     <w:pPr>
       <w:shd w:val="clear" w:color="auto" w:fill="F8F8F8"/>
       <w:wordWrap w:val="0"/>
+      <w:textboxTightWrap w:val="allLines"/>
     </w:pPr>
     <w:rPr>
       <w:rFonts w:ascii="Consolas" w:hAnsi="Consolas"/>
@@ -2210,6 +2212,7 @@
       <w:rFonts w:ascii="Consolas" w:hAnsi="Consolas"/>
       <w:b/>
       <w:color w:val="204A87"/>
+      <w:sz w:val="22"/>
       <w:shd w:val="clear" w:color="auto" w:fill="F8F8F8"/>
     </w:rPr>
   </w:style>
@@ -2219,6 +2222,7 @@
     <w:rPr>
       <w:rFonts w:ascii="Consolas" w:hAnsi="Consolas"/>
       <w:color w:val="204A87"/>
+      <w:sz w:val="22"/>
       <w:shd w:val="clear" w:color="auto" w:fill="F8F8F8"/>
     </w:rPr>
   </w:style>
@@ -2228,6 +2232,7 @@
     <w:rPr>
       <w:rFonts w:ascii="Consolas" w:hAnsi="Consolas"/>
       <w:color w:val="0000CF"/>
+      <w:sz w:val="22"/>
       <w:shd w:val="clear" w:color="auto" w:fill="F8F8F8"/>
     </w:rPr>
   </w:style>
@@ -2237,6 +2242,7 @@
     <w:rPr>
       <w:rFonts w:ascii="Consolas" w:hAnsi="Consolas"/>
       <w:color w:val="0000CF"/>
+      <w:sz w:val="22"/>
       <w:shd w:val="clear" w:color="auto" w:fill="F8F8F8"/>
     </w:rPr>
   </w:style>
@@ -2246,6 +2252,7 @@
     <w:rPr>
       <w:rFonts w:ascii="Consolas" w:hAnsi="Consolas"/>
       <w:color w:val="0000CF"/>
+      <w:sz w:val="22"/>
       <w:shd w:val="clear" w:color="auto" w:fill="F8F8F8"/>
     </w:rPr>
   </w:style>
@@ -2256,6 +2263,7 @@
     <w:rPr>
       <w:rFonts w:ascii="Consolas" w:hAnsi="Consolas"/>
       <w:color w:val="943634" w:themeColor="accent2" w:themeShade="BF"/>
+      <w:sz w:val="22"/>
       <w:shd w:val="clear" w:color="auto" w:fill="F8F8F8"/>
     </w:rPr>
   </w:style>
@@ -2265,6 +2273,7 @@
     <w:rPr>
       <w:rFonts w:ascii="Consolas" w:hAnsi="Consolas"/>
       <w:color w:val="4E9A06"/>
+      <w:sz w:val="22"/>
       <w:shd w:val="clear" w:color="auto" w:fill="F8F8F8"/>
     </w:rPr>
   </w:style>
@@ -2275,6 +2284,7 @@
       <w:rFonts w:ascii="Consolas" w:hAnsi="Consolas"/>
       <w:b/>
       <w:color w:val="CE5C00"/>
+      <w:sz w:val="22"/>
       <w:shd w:val="clear" w:color="auto" w:fill="F8F8F8"/>
     </w:rPr>
   </w:style>
@@ -2284,6 +2294,7 @@
     <w:rPr>
       <w:rFonts w:ascii="Consolas" w:hAnsi="Consolas"/>
       <w:color w:val="4E9A06"/>
+      <w:sz w:val="22"/>
       <w:shd w:val="clear" w:color="auto" w:fill="F8F8F8"/>
     </w:rPr>
   </w:style>
@@ -2293,6 +2304,7 @@
     <w:rPr>
       <w:rFonts w:ascii="Consolas" w:hAnsi="Consolas"/>
       <w:color w:val="4E9A06"/>
+      <w:sz w:val="22"/>
       <w:shd w:val="clear" w:color="auto" w:fill="F8F8F8"/>
     </w:rPr>
   </w:style>
@@ -2302,6 +2314,7 @@
     <w:rPr>
       <w:rFonts w:ascii="Consolas" w:hAnsi="Consolas"/>
       <w:color w:val="4E9A06"/>
+      <w:sz w:val="22"/>
       <w:shd w:val="clear" w:color="auto" w:fill="F8F8F8"/>
     </w:rPr>
   </w:style>
@@ -2310,6 +2323,7 @@
     <w:basedOn w:val="VerbatimChar"/>
     <w:rPr>
       <w:rFonts w:ascii="Consolas" w:hAnsi="Consolas"/>
+      <w:sz w:val="22"/>
       <w:shd w:val="clear" w:color="auto" w:fill="F8F8F8"/>
     </w:rPr>
   </w:style>
@@ -2321,6 +2335,7 @@
       <w:rFonts w:ascii="Consolas" w:hAnsi="Consolas"/>
       <w:i/>
       <w:color w:val="B2A1C7" w:themeColor="accent4" w:themeTint="99"/>
+      <w:sz w:val="22"/>
       <w:shd w:val="clear" w:color="auto" w:fill="F8F8F8"/>
     </w:rPr>
   </w:style>
@@ -2332,6 +2347,7 @@
       <w:b/>
       <w:i/>
       <w:color w:val="8F5902"/>
+      <w:sz w:val="22"/>
       <w:shd w:val="clear" w:color="auto" w:fill="F8F8F8"/>
     </w:rPr>
   </w:style>
@@ -2343,6 +2359,7 @@
       <w:b/>
       <w:i/>
       <w:color w:val="8F5902"/>
+      <w:sz w:val="22"/>
       <w:shd w:val="clear" w:color="auto" w:fill="F8F8F8"/>
     </w:rPr>
   </w:style>
@@ -2354,6 +2371,7 @@
       <w:b/>
       <w:i/>
       <w:color w:val="8F5902"/>
+      <w:sz w:val="22"/>
       <w:shd w:val="clear" w:color="auto" w:fill="F8F8F8"/>
     </w:rPr>
   </w:style>
@@ -2363,6 +2381,7 @@
     <w:rPr>
       <w:rFonts w:ascii="Consolas" w:hAnsi="Consolas"/>
       <w:color w:val="8F5902"/>
+      <w:sz w:val="22"/>
       <w:shd w:val="clear" w:color="auto" w:fill="F8F8F8"/>
     </w:rPr>
   </w:style>
@@ -2374,6 +2393,7 @@
       <w:rFonts w:ascii="Consolas" w:hAnsi="Consolas"/>
       <w:b/>
       <w:color w:val="F79646" w:themeColor="accent6"/>
+      <w:sz w:val="22"/>
       <w:shd w:val="clear" w:color="auto" w:fill="F8F8F8"/>
     </w:rPr>
   </w:style>
@@ -2383,6 +2403,7 @@
     <w:rPr>
       <w:rFonts w:ascii="Consolas" w:hAnsi="Consolas"/>
       <w:color w:val="000000"/>
+      <w:sz w:val="22"/>
       <w:shd w:val="clear" w:color="auto" w:fill="F8F8F8"/>
     </w:rPr>
   </w:style>
@@ -2393,6 +2414,7 @@
       <w:rFonts w:ascii="Consolas" w:hAnsi="Consolas"/>
       <w:b/>
       <w:color w:val="204A87"/>
+      <w:sz w:val="22"/>
       <w:shd w:val="clear" w:color="auto" w:fill="F8F8F8"/>
     </w:rPr>
   </w:style>
@@ -2403,6 +2425,7 @@
       <w:rFonts w:ascii="Consolas" w:hAnsi="Consolas"/>
       <w:b/>
       <w:color w:val="CE5C00"/>
+      <w:sz w:val="22"/>
       <w:shd w:val="clear" w:color="auto" w:fill="F8F8F8"/>
     </w:rPr>
   </w:style>
@@ -2411,6 +2434,7 @@
     <w:basedOn w:val="VerbatimChar"/>
     <w:rPr>
       <w:rFonts w:ascii="Consolas" w:hAnsi="Consolas"/>
+      <w:sz w:val="22"/>
       <w:shd w:val="clear" w:color="auto" w:fill="F8F8F8"/>
     </w:rPr>
   </w:style>
@@ -2419,6 +2443,7 @@
     <w:basedOn w:val="VerbatimChar"/>
     <w:rPr>
       <w:rFonts w:ascii="Consolas" w:hAnsi="Consolas"/>
+      <w:sz w:val="22"/>
       <w:shd w:val="clear" w:color="auto" w:fill="F8F8F8"/>
     </w:rPr>
   </w:style>
@@ -2429,6 +2454,7 @@
       <w:rFonts w:ascii="Consolas" w:hAnsi="Consolas"/>
       <w:i/>
       <w:color w:val="8F5902"/>
+      <w:sz w:val="22"/>
       <w:shd w:val="clear" w:color="auto" w:fill="F8F8F8"/>
     </w:rPr>
   </w:style>
@@ -2438,6 +2464,7 @@
     <w:rPr>
       <w:rFonts w:ascii="Consolas" w:hAnsi="Consolas"/>
       <w:color w:val="204A87"/>
+      <w:sz w:val="22"/>
       <w:shd w:val="clear" w:color="auto" w:fill="F8F8F8"/>
     </w:rPr>
   </w:style>
@@ -2446,6 +2473,7 @@
     <w:basedOn w:val="VerbatimChar"/>
     <w:rPr>
       <w:rFonts w:ascii="Consolas" w:hAnsi="Consolas"/>
+      <w:sz w:val="22"/>
       <w:shd w:val="clear" w:color="auto" w:fill="F8F8F8"/>
     </w:rPr>
   </w:style>
@@ -2457,6 +2485,7 @@
       <w:b/>
       <w:i/>
       <w:color w:val="8F5902"/>
+      <w:sz w:val="22"/>
       <w:shd w:val="clear" w:color="auto" w:fill="F8F8F8"/>
     </w:rPr>
   </w:style>
@@ -2468,6 +2497,7 @@
       <w:b/>
       <w:i/>
       <w:color w:val="8F5902"/>
+      <w:sz w:val="22"/>
       <w:shd w:val="clear" w:color="auto" w:fill="F8F8F8"/>
     </w:rPr>
   </w:style>
@@ -2477,6 +2507,7 @@
     <w:rPr>
       <w:rFonts w:ascii="Consolas" w:hAnsi="Consolas"/>
       <w:color w:val="EF2929"/>
+      <w:sz w:val="22"/>
       <w:shd w:val="clear" w:color="auto" w:fill="F8F8F8"/>
     </w:rPr>
   </w:style>
@@ -2487,6 +2518,7 @@
       <w:rFonts w:ascii="Consolas" w:hAnsi="Consolas"/>
       <w:b/>
       <w:color w:val="A40000"/>
+      <w:sz w:val="22"/>
       <w:shd w:val="clear" w:color="auto" w:fill="F8F8F8"/>
     </w:rPr>
   </w:style>
@@ -2497,6 +2529,7 @@
     <w:rPr>
       <w:rFonts w:ascii="Consolas" w:hAnsi="Consolas"/>
       <w:color w:val="0D0D0D" w:themeColor="text1" w:themeTint="F2"/>
+      <w:sz w:val="22"/>
       <w:shd w:val="clear" w:color="auto" w:fill="F8F8F8"/>
     </w:rPr>
   </w:style>
